--- a/DOCS/word/HOP_DONG_API_ANH_KHANG.docx
+++ b/DOCS/word/HOP_DONG_API_ANH_KHANG.docx
@@ -1123,7 +1123,57 @@
               <w:t>tiền tệ gốc</w:t>
             </w:r>
             <w:r>
-              <w:t xml:space="preserve"> trên tờ (USD, LAK, THB, VND)</w:t>
+              <w:t xml:space="preserve"> trên tờ: </w:t>
+            </w:r>
+            <w:r>
+              <w:rPr>
+                <w:rFonts w:ascii="Consolas" w:hAnsi="Consolas"/>
+                <w:sz w:val="19"/>
+              </w:rPr>
+              <w:t>USD</w:t>
+            </w:r>
+            <w:r>
+              <w:t xml:space="preserve"> · </w:t>
+            </w:r>
+            <w:r>
+              <w:rPr>
+                <w:rFonts w:ascii="Consolas" w:hAnsi="Consolas"/>
+                <w:sz w:val="19"/>
+              </w:rPr>
+              <w:t>LAK</w:t>
+            </w:r>
+            <w:r>
+              <w:t xml:space="preserve"> · </w:t>
+            </w:r>
+            <w:r>
+              <w:rPr>
+                <w:rFonts w:ascii="Consolas" w:hAnsi="Consolas"/>
+                <w:sz w:val="19"/>
+              </w:rPr>
+              <w:t>CNY</w:t>
+            </w:r>
+            <w:r>
+              <w:t xml:space="preserve"> · </w:t>
+            </w:r>
+            <w:r>
+              <w:rPr>
+                <w:rFonts w:ascii="Consolas" w:hAnsi="Consolas"/>
+                <w:sz w:val="19"/>
+              </w:rPr>
+              <w:t>THB</w:t>
+            </w:r>
+            <w:r>
+              <w:t xml:space="preserve"> · </w:t>
+            </w:r>
+            <w:r>
+              <w:rPr>
+                <w:rFonts w:ascii="Consolas" w:hAnsi="Consolas"/>
+                <w:sz w:val="19"/>
+              </w:rPr>
+              <w:t>VND</w:t>
+            </w:r>
+            <w:r>
+              <w:t>. Cước bên Lào ký bằng tiền nào thì hoá đơn và phiếu thu mang tiền đó — đừng giả định USD</w:t>
             </w:r>
           </w:p>
         </w:tc>
@@ -1968,345 +2018,356 @@
           </w:p>
         </w:tc>
       </w:tr>
+    </w:tbl>
+    <w:p/>
+    <w:p>
+      <w:pPr>
+        <w:jc w:val="both"/>
+      </w:pPr>
+      <w:r>
+        <w:rPr>
+          <w:b/>
+        </w:rPr>
+        <w:t>Một hoá đơn có thể có NHIỀU tờ `PT`.</w:t>
+      </w:r>
+      <w:r>
+        <w:t xml:space="preserve"> Khách trả làm mấy lần thì bấy nhiêu tờ, mỗi tờ một </w:t>
+      </w:r>
+      <w:r>
+        <w:rPr>
+          <w:rFonts w:ascii="Consolas" w:hAnsi="Consolas"/>
+          <w:sz w:val="19"/>
+        </w:rPr>
+        <w:t>ref</w:t>
+      </w:r>
+      <w:r>
+        <w:t xml:space="preserve"> riêng,</w:t>
+      </w:r>
+    </w:p>
+    <w:p>
+      <w:pPr>
+        <w:jc w:val="both"/>
+      </w:pPr>
+      <w:r>
+        <w:t xml:space="preserve">và tiền của tờ </w:t>
+      </w:r>
+      <w:r>
+        <w:rPr>
+          <w:rFonts w:ascii="Consolas" w:hAnsi="Consolas"/>
+          <w:sz w:val="19"/>
+        </w:rPr>
+        <w:t>PT</w:t>
+      </w:r>
+      <w:r>
+        <w:t xml:space="preserve"> </w:t>
+      </w:r>
+      <w:r>
+        <w:rPr>
+          <w:b/>
+        </w:rPr>
+        <w:t>có thể khác tiền của tờ `HD`</w:t>
+      </w:r>
+      <w:r>
+        <w:t xml:space="preserve"> — hoá đơn ghi USD mà khách chuyển Kíp là chuyện</w:t>
+      </w:r>
+    </w:p>
+    <w:p>
+      <w:pPr>
+        <w:jc w:val="both"/>
+      </w:pPr>
+      <w:r>
+        <w:t xml:space="preserve">thường ở đây. </w:t>
+      </w:r>
+      <w:r>
+        <w:rPr>
+          <w:rFonts w:ascii="Consolas" w:hAnsi="Consolas"/>
+          <w:sz w:val="19"/>
+        </w:rPr>
+        <w:t>payload</w:t>
+      </w:r>
+      <w:r>
+        <w:t xml:space="preserve"> của tờ </w:t>
+      </w:r>
+      <w:r>
+        <w:rPr>
+          <w:rFonts w:ascii="Consolas" w:hAnsi="Consolas"/>
+          <w:sz w:val="19"/>
+        </w:rPr>
+        <w:t>PT</w:t>
+      </w:r>
+      <w:r>
+        <w:t xml:space="preserve"> mang thêm </w:t>
+      </w:r>
+      <w:r>
+        <w:rPr>
+          <w:rFonts w:ascii="Consolas" w:hAnsi="Consolas"/>
+          <w:sz w:val="19"/>
+        </w:rPr>
+        <w:t>hoa_don_ccy</w:t>
+      </w:r>
+      <w:r>
+        <w:t xml:space="preserve">, </w:t>
+      </w:r>
+      <w:r>
+        <w:rPr>
+          <w:rFonts w:ascii="Consolas" w:hAnsi="Consolas"/>
+          <w:sz w:val="19"/>
+        </w:rPr>
+        <w:t>hoa_don</w:t>
+      </w:r>
+      <w:r>
+        <w:t xml:space="preserve">, </w:t>
+      </w:r>
+      <w:r>
+        <w:rPr>
+          <w:rFonts w:ascii="Consolas" w:hAnsi="Consolas"/>
+          <w:sz w:val="19"/>
+        </w:rPr>
+        <w:t>hoa_don_lak</w:t>
+      </w:r>
+      <w:r>
+        <w:t xml:space="preserve"> để anh đối chiếu</w:t>
+      </w:r>
+    </w:p>
+    <w:p>
+      <w:pPr>
+        <w:jc w:val="both"/>
+      </w:pPr>
+      <w:r>
+        <w:t xml:space="preserve">về đúng hoá đơn, và </w:t>
+      </w:r>
+      <w:r>
+        <w:rPr>
+          <w:rFonts w:ascii="Consolas" w:hAnsi="Consolas"/>
+          <w:sz w:val="19"/>
+        </w:rPr>
+        <w:t>rate_to_lak</w:t>
+      </w:r>
+      <w:r>
+        <w:t xml:space="preserve"> là tỷ giá ngày thu. Phần chênh lệch tỷ giá bên em </w:t>
+      </w:r>
+      <w:r>
+        <w:rPr>
+          <w:b/>
+        </w:rPr>
+        <w:t>không hạch toán</w:t>
+      </w:r>
+      <w:r>
+        <w:t xml:space="preserve"> —</w:t>
+      </w:r>
+    </w:p>
+    <w:p>
+      <w:pPr>
+        <w:jc w:val="both"/>
+      </w:pPr>
+      <w:r>
+        <w:t>để anh quyết.</w:t>
+      </w:r>
+    </w:p>
+    <w:p>
+      <w:pPr>
+        <w:jc w:val="both"/>
+      </w:pPr>
+      <w:r>
+        <w:t xml:space="preserve">| </w:t>
+      </w:r>
+      <w:r>
+        <w:rPr>
+          <w:rFonts w:ascii="Consolas" w:hAnsi="Consolas"/>
+          <w:sz w:val="19"/>
+        </w:rPr>
+        <w:t>PXK_NL</w:t>
+      </w:r>
+      <w:r>
+        <w:t xml:space="preserve"> · </w:t>
+      </w:r>
+      <w:r>
+        <w:rPr>
+          <w:rFonts w:ascii="Consolas" w:hAnsi="Consolas"/>
+          <w:sz w:val="19"/>
+        </w:rPr>
+        <w:t>PNK_NL</w:t>
+      </w:r>
+      <w:r>
+        <w:t xml:space="preserve"> | Xuất · nhập kho nhiên liệu | stock_out · stock_in | 625 hoặc 4022 / 371 · 371 / 402 |</w:t>
+      </w:r>
+    </w:p>
+    <w:p>
+      <w:pPr>
+        <w:jc w:val="both"/>
+      </w:pPr>
+      <w:r>
+        <w:t xml:space="preserve">| </w:t>
+      </w:r>
+      <w:r>
+        <w:rPr>
+          <w:rFonts w:ascii="Consolas" w:hAnsi="Consolas"/>
+          <w:sz w:val="19"/>
+        </w:rPr>
+        <w:t>PXK_PT</w:t>
+      </w:r>
+      <w:r>
+        <w:t xml:space="preserve"> · </w:t>
+      </w:r>
+      <w:r>
+        <w:rPr>
+          <w:rFonts w:ascii="Consolas" w:hAnsi="Consolas"/>
+          <w:sz w:val="19"/>
+        </w:rPr>
+        <w:t>PNK_PT</w:t>
+      </w:r>
+      <w:r>
+        <w:t xml:space="preserve"> | Xuất · nhập kho phụ tùng | stock_out · stock_in | 614 / 371 · 371 / 402 |</w:t>
+      </w:r>
+    </w:p>
+    <w:p>
+      <w:pPr>
+        <w:jc w:val="both"/>
+      </w:pPr>
+      <w:r>
+        <w:t xml:space="preserve">| </w:t>
+      </w:r>
+      <w:r>
+        <w:rPr>
+          <w:rFonts w:ascii="Consolas" w:hAnsi="Consolas"/>
+          <w:sz w:val="19"/>
+        </w:rPr>
+        <w:t>PNK_HH</w:t>
+      </w:r>
+      <w:r>
+        <w:t xml:space="preserve"> · </w:t>
+      </w:r>
+      <w:r>
+        <w:rPr>
+          <w:rFonts w:ascii="Consolas" w:hAnsi="Consolas"/>
+          <w:sz w:val="19"/>
+        </w:rPr>
+        <w:t>PXK_HH</w:t>
+      </w:r>
+      <w:r>
+        <w:t xml:space="preserve"> | Nhập · xuất kho </w:t>
+      </w:r>
+      <w:r>
+        <w:rPr>
+          <w:b/>
+        </w:rPr>
+        <w:t>hàng của khách</w:t>
+      </w:r>
+      <w:r>
+        <w:t xml:space="preserve"> nằm bãi (quặng chờ đi cảng) | stock_in · stock_out | 371 / *hàng khách gửi* |</w:t>
+      </w:r>
+    </w:p>
+    <w:p>
+      <w:pPr>
+        <w:jc w:val="both"/>
+      </w:pPr>
+      <w:r>
+        <w:t xml:space="preserve">| </w:t>
+      </w:r>
+      <w:r>
+        <w:rPr>
+          <w:rFonts w:ascii="Consolas" w:hAnsi="Consolas"/>
+          <w:sz w:val="19"/>
+        </w:rPr>
+        <w:t>DC_HH</w:t>
+      </w:r>
+      <w:r>
+        <w:t xml:space="preserve"> | Điều chỉnh kho hàng (có lý do) | stock_adjust | 371 / *hàng khách gửi* |</w:t>
+      </w:r>
+    </w:p>
+    <w:p>
+      <w:pPr>
+        <w:jc w:val="both"/>
+      </w:pPr>
+      <w:r>
+        <w:t xml:space="preserve">| </w:t>
+      </w:r>
+      <w:r>
+        <w:rPr>
+          <w:rFonts w:ascii="Consolas" w:hAnsi="Consolas"/>
+          <w:sz w:val="19"/>
+        </w:rPr>
+        <w:t>PXK_BAN</w:t>
+      </w:r>
+      <w:r>
+        <w:t xml:space="preserve"> · </w:t>
+      </w:r>
+      <w:r>
+        <w:rPr>
+          <w:rFonts w:ascii="Consolas" w:hAnsi="Consolas"/>
+          <w:sz w:val="19"/>
+        </w:rPr>
+        <w:t>HD_BAN</w:t>
+      </w:r>
+      <w:r>
+        <w:t xml:space="preserve"> · </w:t>
+      </w:r>
+      <w:r>
+        <w:rPr>
+          <w:rFonts w:ascii="Consolas" w:hAnsi="Consolas"/>
+          <w:sz w:val="19"/>
+        </w:rPr>
+        <w:t>PT_BAN</w:t>
+      </w:r>
+      <w:r>
+        <w:t xml:space="preserve"> | Bán phụ tùng, xăng dầu ra ngoài | stock_out · invoice · receipt | *giá vốn* / 371 · 1211 / 70 · *tiền* / 1211 |</w:t>
+      </w:r>
+    </w:p>
+    <w:tbl>
+      <w:tblPr>
+        <w:tblStyle w:val="LightGrid-Accent1"/>
+        <w:tblW w:type="auto" w:w="0"/>
+        <w:tblLook w:firstColumn="1" w:firstRow="1" w:lastColumn="0" w:lastRow="0" w:noHBand="0" w:noVBand="1" w:val="04A0"/>
+      </w:tblPr>
+      <w:tblGrid>
+        <w:gridCol w:w="2160"/>
+        <w:gridCol w:w="2160"/>
+        <w:gridCol w:w="2160"/>
+        <w:gridCol w:w="2160"/>
+      </w:tblGrid>
       <w:tr>
         <w:tc>
           <w:tcPr>
             <w:tcW w:type="dxa" w:w="2160"/>
           </w:tcPr>
           <w:p>
-            <w:r/>
+            <w:r>
+              <w:rPr>
+                <w:b/>
+              </w:rPr>
+            </w:r>
             <w:r>
               <w:rPr>
                 <w:rFonts w:ascii="Consolas" w:hAnsi="Consolas"/>
+                <w:b/>
                 <w:sz w:val="19"/>
               </w:rPr>
-              <w:t>PXK_NL</w:t>
+              <w:t>DO</w:t>
             </w:r>
             <w:r>
+              <w:rPr>
+                <w:b/>
+              </w:rPr>
               <w:t xml:space="preserve"> · </w:t>
             </w:r>
             <w:r>
               <w:rPr>
                 <w:rFonts w:ascii="Consolas" w:hAnsi="Consolas"/>
+                <w:b/>
                 <w:sz w:val="19"/>
               </w:rPr>
-              <w:t>PNK_NL</w:t>
+              <w:t>PLNL</w:t>
             </w:r>
-          </w:p>
-        </w:tc>
-        <w:tc>
-          <w:tcPr>
-            <w:tcW w:type="dxa" w:w="2160"/>
-          </w:tcPr>
-          <w:p>
-            <w:r/>
-            <w:r>
-              <w:t>Xuất · nhập kho nhiên liệu</w:t>
-            </w:r>
-          </w:p>
-        </w:tc>
-        <w:tc>
-          <w:tcPr>
-            <w:tcW w:type="dxa" w:w="2160"/>
-          </w:tcPr>
-          <w:p>
-            <w:r/>
-            <w:r>
-              <w:t>stock_out · stock_in</w:t>
-            </w:r>
-          </w:p>
-        </w:tc>
-        <w:tc>
-          <w:tcPr>
-            <w:tcW w:type="dxa" w:w="2160"/>
-          </w:tcPr>
-          <w:p>
-            <w:r/>
-            <w:r>
-              <w:t>625 hoặc 4022 / 371 · 371 / 402</w:t>
-            </w:r>
-          </w:p>
-        </w:tc>
-      </w:tr>
-      <w:tr>
-        <w:tc>
-          <w:tcPr>
-            <w:tcW w:type="dxa" w:w="2160"/>
-          </w:tcPr>
-          <w:p>
-            <w:r/>
             <w:r>
               <w:rPr>
-                <w:rFonts w:ascii="Consolas" w:hAnsi="Consolas"/>
-                <w:sz w:val="19"/>
+                <w:b/>
               </w:rPr>
-              <w:t>PXK_PT</w:t>
-            </w:r>
-            <w:r>
               <w:t xml:space="preserve"> · </w:t>
             </w:r>
             <w:r>
               <w:rPr>
                 <w:rFonts w:ascii="Consolas" w:hAnsi="Consolas"/>
-                <w:sz w:val="19"/>
-              </w:rPr>
-              <w:t>PNK_PT</w:t>
-            </w:r>
-          </w:p>
-        </w:tc>
-        <w:tc>
-          <w:tcPr>
-            <w:tcW w:type="dxa" w:w="2160"/>
-          </w:tcPr>
-          <w:p>
-            <w:r/>
-            <w:r>
-              <w:t>Xuất · nhập kho phụ tùng</w:t>
-            </w:r>
-          </w:p>
-        </w:tc>
-        <w:tc>
-          <w:tcPr>
-            <w:tcW w:type="dxa" w:w="2160"/>
-          </w:tcPr>
-          <w:p>
-            <w:r/>
-            <w:r>
-              <w:t>stock_out · stock_in</w:t>
-            </w:r>
-          </w:p>
-        </w:tc>
-        <w:tc>
-          <w:tcPr>
-            <w:tcW w:type="dxa" w:w="2160"/>
-          </w:tcPr>
-          <w:p>
-            <w:r/>
-            <w:r>
-              <w:t>614 / 371 · 371 / 402</w:t>
-            </w:r>
-          </w:p>
-        </w:tc>
-      </w:tr>
-      <w:tr>
-        <w:tc>
-          <w:tcPr>
-            <w:tcW w:type="dxa" w:w="2160"/>
-          </w:tcPr>
-          <w:p>
-            <w:r/>
-            <w:r>
-              <w:rPr>
-                <w:rFonts w:ascii="Consolas" w:hAnsi="Consolas"/>
-                <w:sz w:val="19"/>
-              </w:rPr>
-              <w:t>PNK_HH</w:t>
-            </w:r>
-            <w:r>
-              <w:t xml:space="preserve"> · </w:t>
-            </w:r>
-            <w:r>
-              <w:rPr>
-                <w:rFonts w:ascii="Consolas" w:hAnsi="Consolas"/>
-                <w:sz w:val="19"/>
-              </w:rPr>
-              <w:t>PXK_HH</w:t>
-            </w:r>
-          </w:p>
-        </w:tc>
-        <w:tc>
-          <w:tcPr>
-            <w:tcW w:type="dxa" w:w="2160"/>
-          </w:tcPr>
-          <w:p>
-            <w:r/>
-            <w:r>
-              <w:t xml:space="preserve">Nhập · xuất kho </w:t>
-            </w:r>
-            <w:r>
-              <w:rPr>
                 <w:b/>
-              </w:rPr>
-              <w:t>hàng của khách</w:t>
-            </w:r>
-            <w:r>
-              <w:t xml:space="preserve"> nằm bãi (quặng chờ đi cảng)</w:t>
-            </w:r>
-          </w:p>
-        </w:tc>
-        <w:tc>
-          <w:tcPr>
-            <w:tcW w:type="dxa" w:w="2160"/>
-          </w:tcPr>
-          <w:p>
-            <w:r/>
-            <w:r>
-              <w:t>stock_in · stock_out</w:t>
-            </w:r>
-          </w:p>
-        </w:tc>
-        <w:tc>
-          <w:tcPr>
-            <w:tcW w:type="dxa" w:w="2160"/>
-          </w:tcPr>
-          <w:p>
-            <w:r/>
-            <w:r>
-              <w:t>371 / *hàng khách gửi*</w:t>
-            </w:r>
-          </w:p>
-        </w:tc>
-      </w:tr>
-      <w:tr>
-        <w:tc>
-          <w:tcPr>
-            <w:tcW w:type="dxa" w:w="2160"/>
-          </w:tcPr>
-          <w:p>
-            <w:r/>
-            <w:r>
-              <w:rPr>
-                <w:rFonts w:ascii="Consolas" w:hAnsi="Consolas"/>
-                <w:sz w:val="19"/>
-              </w:rPr>
-              <w:t>DC_HH</w:t>
-            </w:r>
-          </w:p>
-        </w:tc>
-        <w:tc>
-          <w:tcPr>
-            <w:tcW w:type="dxa" w:w="2160"/>
-          </w:tcPr>
-          <w:p>
-            <w:r/>
-            <w:r>
-              <w:t>Điều chỉnh kho hàng (có lý do)</w:t>
-            </w:r>
-          </w:p>
-        </w:tc>
-        <w:tc>
-          <w:tcPr>
-            <w:tcW w:type="dxa" w:w="2160"/>
-          </w:tcPr>
-          <w:p>
-            <w:r/>
-            <w:r>
-              <w:t>stock_adjust</w:t>
-            </w:r>
-          </w:p>
-        </w:tc>
-        <w:tc>
-          <w:tcPr>
-            <w:tcW w:type="dxa" w:w="2160"/>
-          </w:tcPr>
-          <w:p>
-            <w:r/>
-            <w:r>
-              <w:t>371 / *hàng khách gửi*</w:t>
-            </w:r>
-          </w:p>
-        </w:tc>
-      </w:tr>
-      <w:tr>
-        <w:tc>
-          <w:tcPr>
-            <w:tcW w:type="dxa" w:w="2160"/>
-          </w:tcPr>
-          <w:p>
-            <w:r/>
-            <w:r>
-              <w:rPr>
-                <w:rFonts w:ascii="Consolas" w:hAnsi="Consolas"/>
-                <w:sz w:val="19"/>
-              </w:rPr>
-              <w:t>PXK_BAN</w:t>
-            </w:r>
-            <w:r>
-              <w:t xml:space="preserve"> · </w:t>
-            </w:r>
-            <w:r>
-              <w:rPr>
-                <w:rFonts w:ascii="Consolas" w:hAnsi="Consolas"/>
-                <w:sz w:val="19"/>
-              </w:rPr>
-              <w:t>HD_BAN</w:t>
-            </w:r>
-            <w:r>
-              <w:t xml:space="preserve"> · </w:t>
-            </w:r>
-            <w:r>
-              <w:rPr>
-                <w:rFonts w:ascii="Consolas" w:hAnsi="Consolas"/>
-                <w:sz w:val="19"/>
-              </w:rPr>
-              <w:t>PT_BAN</w:t>
-            </w:r>
-          </w:p>
-        </w:tc>
-        <w:tc>
-          <w:tcPr>
-            <w:tcW w:type="dxa" w:w="2160"/>
-          </w:tcPr>
-          <w:p>
-            <w:r/>
-            <w:r>
-              <w:t>Bán phụ tùng, xăng dầu ra ngoài</w:t>
-            </w:r>
-          </w:p>
-        </w:tc>
-        <w:tc>
-          <w:tcPr>
-            <w:tcW w:type="dxa" w:w="2160"/>
-          </w:tcPr>
-          <w:p>
-            <w:r/>
-            <w:r>
-              <w:t>stock_out · invoice · receipt</w:t>
-            </w:r>
-          </w:p>
-        </w:tc>
-        <w:tc>
-          <w:tcPr>
-            <w:tcW w:type="dxa" w:w="2160"/>
-          </w:tcPr>
-          <w:p>
-            <w:r/>
-            <w:r>
-              <w:t>*giá vốn* / 371 · 1211 / 70 · *tiền* / 1211</w:t>
-            </w:r>
-          </w:p>
-        </w:tc>
-      </w:tr>
-      <w:tr>
-        <w:tc>
-          <w:tcPr>
-            <w:tcW w:type="dxa" w:w="2160"/>
-          </w:tcPr>
-          <w:p>
-            <w:r/>
-            <w:r>
-              <w:rPr>
-                <w:rFonts w:ascii="Consolas" w:hAnsi="Consolas"/>
-                <w:sz w:val="19"/>
-              </w:rPr>
-              <w:t>DO</w:t>
-            </w:r>
-            <w:r>
-              <w:t xml:space="preserve"> · </w:t>
-            </w:r>
-            <w:r>
-              <w:rPr>
-                <w:rFonts w:ascii="Consolas" w:hAnsi="Consolas"/>
-                <w:sz w:val="19"/>
-              </w:rPr>
-              <w:t>PLNL</w:t>
-            </w:r>
-            <w:r>
-              <w:t xml:space="preserve"> · </w:t>
-            </w:r>
-            <w:r>
-              <w:rPr>
-                <w:rFonts w:ascii="Consolas" w:hAnsi="Consolas"/>
                 <w:sz w:val="19"/>
               </w:rPr>
               <w:t>PTU</w:t>
@@ -2318,8 +2379,15 @@
             <w:tcW w:type="dxa" w:w="2160"/>
           </w:tcPr>
           <w:p>
-            <w:r/>
             <w:r>
+              <w:rPr>
+                <w:b/>
+              </w:rPr>
+            </w:r>
+            <w:r>
+              <w:rPr>
+                <w:b/>
+              </w:rPr>
               <w:t>Phiếu xuất xe · phiếu lĩnh dầu · phiếu tạm ứng</w:t>
             </w:r>
           </w:p>
@@ -2329,8 +2397,15 @@
             <w:tcW w:type="dxa" w:w="2160"/>
           </w:tcPr>
           <w:p>
-            <w:r/>
             <w:r>
+              <w:rPr>
+                <w:b/>
+              </w:rPr>
+            </w:r>
+            <w:r>
+              <w:rPr>
+                <w:b/>
+              </w:rPr>
               <w:t>other</w:t>
             </w:r>
           </w:p>
@@ -2340,8 +2415,15 @@
             <w:tcW w:type="dxa" w:w="2160"/>
           </w:tcPr>
           <w:p>
-            <w:r/>
             <w:r>
+              <w:rPr>
+                <w:b/>
+              </w:rPr>
+            </w:r>
+            <w:r>
+              <w:rPr>
+                <w:b/>
+              </w:rPr>
               <w:t>không định khoản — gửi để anh có ngữ cảnh, anh bỏ qua được</w:t>
             </w:r>
           </w:p>

--- a/DOCS/word/HOP_DONG_API_ANH_KHANG.docx
+++ b/DOCS/word/HOP_DONG_API_ANH_KHANG.docx
@@ -615,7 +615,7 @@
         <w:jc w:val="both"/>
       </w:pPr>
       <w:r>
-        <w:t xml:space="preserve">  "entry": { "debit": "625", "debit_name": "Chi phí vận chuyển", "credit": null, "credit_name": "Tiền mặt · ngân hàng (mã do bên kế toán cấp)" },</w:t>
+        <w:t xml:space="preserve">  "entry": { "debit": "625", "debit_name": "Chi phí vận chuyển", "credit": "1011", "credit_name": "Tiền mặt bằng Kíp" },</w:t>
       </w:r>
     </w:p>
     <w:p>
@@ -1248,7 +1248,37 @@
               <w:t>gợi ý</w:t>
             </w:r>
             <w:r>
-              <w:t xml:space="preserve"> theo quy trình bên Lào. Vế nào bên em chưa có mã thì </w:t>
+              <w:t xml:space="preserve"> theo quy trình bên Lào và mã anh Khampla cấp 22/09 (kho </w:t>
+            </w:r>
+            <w:r>
+              <w:rPr>
+                <w:rFonts w:ascii="Consolas" w:hAnsi="Consolas"/>
+                <w:sz w:val="19"/>
+              </w:rPr>
+              <w:t>1371</w:t>
+            </w:r>
+            <w:r>
+              <w:t xml:space="preserve">, NCC </w:t>
+            </w:r>
+            <w:r>
+              <w:rPr>
+                <w:rFonts w:ascii="Consolas" w:hAnsi="Consolas"/>
+                <w:sz w:val="19"/>
+              </w:rPr>
+              <w:t>4021</w:t>
+            </w:r>
+            <w:r>
+              <w:t xml:space="preserve">, tiền </w:t>
+            </w:r>
+            <w:r>
+              <w:rPr>
+                <w:rFonts w:ascii="Consolas" w:hAnsi="Consolas"/>
+                <w:sz w:val="19"/>
+              </w:rPr>
+              <w:t>1011/1012/1021/1022</w:t>
+            </w:r>
+            <w:r>
+              <w:t xml:space="preserve"> chọn theo cách thu/chi × tiền tệ). Vế nào chưa có mã thì </w:t>
             </w:r>
             <w:r>
               <w:rPr>
@@ -1703,7 +1733,7 @@
           <w:p>
             <w:r/>
             <w:r>
-              <w:t>625 / *tiền*</w:t>
+              <w:t>625 / 1011·1012</w:t>
             </w:r>
           </w:p>
         </w:tc>
@@ -1753,7 +1783,7 @@
           <w:p>
             <w:r/>
             <w:r>
-              <w:t>614 hoặc 625 / *tiền*</w:t>
+              <w:t>614 hoặc 625 / 1011·1012</w:t>
             </w:r>
           </w:p>
         </w:tc>
@@ -1803,7 +1833,7 @@
           <w:p>
             <w:r/>
             <w:r>
-              <w:t>402 / *tiền*</w:t>
+              <w:t>4021 / 1011·1012</w:t>
             </w:r>
           </w:p>
         </w:tc>
@@ -1853,7 +1883,7 @@
           <w:p>
             <w:r/>
             <w:r>
-              <w:t>4022 / *tiền*</w:t>
+              <w:t>4022 / 1011·1012</w:t>
             </w:r>
           </w:p>
         </w:tc>
@@ -1913,7 +1943,7 @@
           <w:p>
             <w:r/>
             <w:r>
-              <w:t>625 / *tiền* · *tiền* / 625</w:t>
+              <w:t>625 / 1011 · 1011 / 625</w:t>
             </w:r>
           </w:p>
         </w:tc>
@@ -2013,7 +2043,7 @@
           <w:p>
             <w:r/>
             <w:r>
-              <w:t>*tiền* / 1211</w:t>
+              <w:t>1011·1012·1021·1022 / 1211 — chọn theo *cách thu* (mặt · ngân hàng) và *tiền tệ* (Kíp · khác) trên từng lần thu</w:t>
             </w:r>
           </w:p>
         </w:tc>
@@ -2189,7 +2219,7 @@
         <w:t>PNK_NL</w:t>
       </w:r>
       <w:r>
-        <w:t xml:space="preserve"> | Xuất · nhập kho nhiên liệu | stock_out · stock_in | 625 hoặc 4022 / 371 · 371 / 402 |</w:t>
+        <w:t xml:space="preserve"> | Xuất · nhập kho nhiên liệu | stock_out · stock_in | 625 hoặc 4022 / 1371 · 1371 / 4021 |</w:t>
       </w:r>
     </w:p>
     <w:p>
@@ -2217,7 +2247,7 @@
         <w:t>PNK_PT</w:t>
       </w:r>
       <w:r>
-        <w:t xml:space="preserve"> | Xuất · nhập kho phụ tùng | stock_out · stock_in | 614 / 371 · 371 / 402 |</w:t>
+        <w:t xml:space="preserve"> | Xuất · nhập kho phụ tùng | stock_out · stock_in | 614 / 1371 · 1371 / 4021 |</w:t>
       </w:r>
     </w:p>
     <w:p>
@@ -2254,7 +2284,7 @@
         <w:t>hàng của khách</w:t>
       </w:r>
       <w:r>
-        <w:t xml:space="preserve"> nằm bãi (quặng chờ đi cảng) | stock_in · stock_out | 371 / *hàng khách gửi* |</w:t>
+        <w:t xml:space="preserve"> nằm bãi (quặng chờ đi cảng) | stock_in · stock_out | 1371 / *hàng khách gửi* |</w:t>
       </w:r>
     </w:p>
     <w:p>
@@ -2272,7 +2302,7 @@
         <w:t>DC_HH</w:t>
       </w:r>
       <w:r>
-        <w:t xml:space="preserve"> | Điều chỉnh kho hàng (có lý do) | stock_adjust | 371 / *hàng khách gửi* |</w:t>
+        <w:t xml:space="preserve"> | Điều chỉnh kho hàng (có lý do) | stock_adjust | 1371 / *hàng khách gửi* |</w:t>
       </w:r>
     </w:p>
     <w:p>
@@ -2310,7 +2340,7 @@
         <w:t>PT_BAN</w:t>
       </w:r>
       <w:r>
-        <w:t xml:space="preserve"> | Bán phụ tùng, xăng dầu ra ngoài | stock_out · invoice · receipt | *giá vốn* / 371 · 1211 / 70 · *tiền* / 1211 |</w:t>
+        <w:t xml:space="preserve"> | Bán phụ tùng, xăng dầu ra ngoài | stock_out · invoice · receipt | *giá vốn* / 1371 · 1211 / 70 · 1011·1012 / 1211 |</w:t>
       </w:r>
     </w:p>
     <w:tbl>
@@ -2436,7 +2466,7 @@
         <w:jc w:val="both"/>
       </w:pPr>
       <w:r>
-        <w:t xml:space="preserve">*Tiền*, *hàng khách gửi*, *giá vốn* là những chỗ </w:t>
+        <w:t xml:space="preserve">*Hàng khách gửi* và *giá vốn* là hai chỗ </w:t>
       </w:r>
       <w:r>
         <w:rPr>
@@ -2445,7 +2475,24 @@
         <w:t>bên em chưa có mã</w:t>
       </w:r>
       <w:r>
-        <w:t xml:space="preserve"> — xem mục 4.</w:t>
+        <w:t xml:space="preserve"> — xem mục 4. Mã kho, nhà cung cấp và bốn mã tiền</w:t>
+      </w:r>
+    </w:p>
+    <w:p>
+      <w:pPr>
+        <w:jc w:val="both"/>
+      </w:pPr>
+      <w:r>
+        <w:t xml:space="preserve">do anh Khampla (EPL) cấp ngày 22/09 theo sá-la-ban kế toán doanh nghiệp Lào; bên em ghi theo </w:t>
+      </w:r>
+      <w:r>
+        <w:rPr>
+          <w:b/>
+        </w:rPr>
+        <w:t>mã con</w:t>
+      </w:r>
+      <w:r>
+        <w:t xml:space="preserve"> (1371, 4021).</w:t>
       </w:r>
     </w:p>
     <w:p>
@@ -2760,48 +2807,7 @@
           <w:p>
             <w:r/>
             <w:r>
-              <w:t>Vế Có của phiếu chi, vế Nợ của phiếu thu</w:t>
-            </w:r>
-          </w:p>
-        </w:tc>
-        <w:tc>
-          <w:tcPr>
-            <w:tcW w:type="dxa" w:w="2880"/>
-          </w:tcPr>
-          <w:p>
-            <w:r/>
-            <w:r>
-              <w:t xml:space="preserve">tên "Tiền mặt · ngân hàng", </w:t>
-            </w:r>
-            <w:r>
-              <w:rPr>
-                <w:b/>
-              </w:rPr>
-              <w:t>chưa có mã</w:t>
-            </w:r>
-          </w:p>
-        </w:tc>
-        <w:tc>
-          <w:tcPr>
-            <w:tcW w:type="dxa" w:w="2880"/>
-          </w:tcPr>
-          <w:p>
-            <w:r/>
-            <w:r>
-              <w:t>Mã tiền mặt và mã ngân hàng của EPL Lào</w:t>
-            </w:r>
-          </w:p>
-        </w:tc>
-      </w:tr>
-      <w:tr>
-        <w:tc>
-          <w:tcPr>
-            <w:tcW w:type="dxa" w:w="2880"/>
-          </w:tcPr>
-          <w:p>
-            <w:r/>
-            <w:r>
-              <w:t>Hàng của khách gửi ở kho bãi (đối ứng với 371 khi nhập/xuất kho hàng)</w:t>
+              <w:t>Hàng của khách gửi ở kho bãi (đối ứng với 1371 khi nhập/xuất kho hàng)</w:t>
             </w:r>
           </w:p>
         </w:tc>
@@ -2863,116 +2869,83 @@
           </w:p>
         </w:tc>
       </w:tr>
-      <w:tr>
-        <w:tc>
-          <w:tcPr>
-            <w:tcW w:type="dxa" w:w="2880"/>
-          </w:tcPr>
-          <w:p>
-            <w:r/>
-            <w:r>
-              <w:t>Kho</w:t>
-            </w:r>
-          </w:p>
-        </w:tc>
-        <w:tc>
-          <w:tcPr>
-            <w:tcW w:type="dxa" w:w="2880"/>
-          </w:tcPr>
-          <w:p>
-            <w:r/>
-            <w:r>
-              <w:rPr>
-                <w:rFonts w:ascii="Consolas" w:hAnsi="Consolas"/>
-                <w:sz w:val="19"/>
-              </w:rPr>
-              <w:t>371</w:t>
-            </w:r>
-            <w:r>
-              <w:t xml:space="preserve"> (theo sheet Phiếu Xuất Xe của họ); quy trình chữ ghi </w:t>
-            </w:r>
-            <w:r>
-              <w:rPr>
-                <w:rFonts w:ascii="Consolas" w:hAnsi="Consolas"/>
-                <w:sz w:val="19"/>
-              </w:rPr>
-              <w:t>37</w:t>
-            </w:r>
-            <w:r>
-              <w:t xml:space="preserve">, danh mục có </w:t>
-            </w:r>
-            <w:r>
-              <w:rPr>
-                <w:rFonts w:ascii="Consolas" w:hAnsi="Consolas"/>
-                <w:sz w:val="19"/>
-              </w:rPr>
-              <w:t>137</w:t>
-            </w:r>
-          </w:p>
-        </w:tc>
-        <w:tc>
-          <w:tcPr>
-            <w:tcW w:type="dxa" w:w="2880"/>
-          </w:tcPr>
-          <w:p>
-            <w:r/>
-            <w:r>
-              <w:t>Anh chốt một mã</w:t>
-            </w:r>
-          </w:p>
-        </w:tc>
-      </w:tr>
-      <w:tr>
-        <w:tc>
-          <w:tcPr>
-            <w:tcW w:type="dxa" w:w="2880"/>
-          </w:tcPr>
-          <w:p>
-            <w:r/>
-            <w:r>
-              <w:t>Nhà cung cấp</w:t>
-            </w:r>
-          </w:p>
-        </w:tc>
-        <w:tc>
-          <w:tcPr>
-            <w:tcW w:type="dxa" w:w="2880"/>
-          </w:tcPr>
-          <w:p>
-            <w:r/>
-            <w:r>
-              <w:rPr>
-                <w:rFonts w:ascii="Consolas" w:hAnsi="Consolas"/>
-                <w:sz w:val="19"/>
-              </w:rPr>
-              <w:t>402</w:t>
-            </w:r>
-            <w:r>
-              <w:t xml:space="preserve">; quy trình chữ ghi </w:t>
-            </w:r>
-            <w:r>
-              <w:rPr>
-                <w:rFonts w:ascii="Consolas" w:hAnsi="Consolas"/>
-                <w:sz w:val="19"/>
-              </w:rPr>
-              <w:t>4021</w:t>
-            </w:r>
-          </w:p>
-        </w:tc>
-        <w:tc>
-          <w:tcPr>
-            <w:tcW w:type="dxa" w:w="2880"/>
-          </w:tcPr>
-          <w:p>
-            <w:r/>
-            <w:r>
-              <w:t>Anh chốt một mã</w:t>
-            </w:r>
-          </w:p>
-        </w:tc>
-      </w:tr>
     </w:tbl>
     <w:p/>
+    <w:p>
+      <w:pPr>
+        <w:jc w:val="both"/>
+      </w:pPr>
+      <w:r>
+        <w:t xml:space="preserve">Đã có từ anh Khampla (22/09), anh xem có khớp danh mục bên anh không: kho </w:t>
+      </w:r>
+      <w:r>
+        <w:rPr>
+          <w:b/>
+        </w:rPr>
+        <w:t>1371</w:t>
+      </w:r>
+      <w:r>
+        <w:t xml:space="preserve"> (mẹ 137) · nhà cung</w:t>
+      </w:r>
+    </w:p>
+    <w:p>
+      <w:pPr>
+        <w:jc w:val="both"/>
+      </w:pPr>
+      <w:r>
+        <w:t xml:space="preserve">cấp </w:t>
+      </w:r>
+      <w:r>
+        <w:rPr>
+          <w:b/>
+        </w:rPr>
+        <w:t>4021</w:t>
+      </w:r>
+      <w:r>
+        <w:t xml:space="preserve"> (mẹ 402, tách theo NCC) · tiền mặt Kíp </w:t>
+      </w:r>
+      <w:r>
+        <w:rPr>
+          <w:b/>
+        </w:rPr>
+        <w:t>1011</w:t>
+      </w:r>
+      <w:r>
+        <w:t xml:space="preserve"> · tiền mặt ngoại tệ </w:t>
+      </w:r>
+      <w:r>
+        <w:rPr>
+          <w:b/>
+        </w:rPr>
+        <w:t>1012</w:t>
+      </w:r>
+      <w:r>
+        <w:t xml:space="preserve"> · ngân hàng Kíp</w:t>
+      </w:r>
+    </w:p>
+    <w:p>
+      <w:pPr>
+        <w:jc w:val="both"/>
+      </w:pPr>
+      <w:r>
+        <w:rPr>
+          <w:b/>
+        </w:rPr>
+        <w:t>1021</w:t>
+      </w:r>
+      <w:r>
+        <w:t xml:space="preserve"> · ngân hàng ngoại tệ </w:t>
+      </w:r>
+      <w:r>
+        <w:rPr>
+          <w:b/>
+        </w:rPr>
+        <w:t>1022</w:t>
+      </w:r>
+      <w:r>
+        <w:t>. Anh muốn ghi theo mã mẹ thay mã con thì báo, bên em đổi một bảng.</w:t>
+      </w:r>
+    </w:p>
     <w:p>
       <w:pPr>
         <w:jc w:val="both"/>

--- a/DOCS/word/HOP_DONG_API_ANH_KHANG.docx
+++ b/DOCS/word/HOP_DONG_API_ANH_KHANG.docx
@@ -2199,6 +2199,354 @@
         <w:jc w:val="both"/>
       </w:pPr>
       <w:r>
+        <w:rPr>
+          <w:b/>
+        </w:rPr>
+        <w:t>Một tờ `HD` có thể gồm NHIỀU phiếu xuất xe.</w:t>
+      </w:r>
+      <w:r>
+        <w:t xml:space="preserve"> Khách có hợp đồng nhận </w:t>
+      </w:r>
+      <w:r>
+        <w:rPr>
+          <w:b/>
+        </w:rPr>
+        <w:t>một hoá đơn gộp cả tháng</w:t>
+      </w:r>
+    </w:p>
+    <w:p>
+      <w:pPr>
+        <w:jc w:val="both"/>
+      </w:pPr>
+      <w:r>
+        <w:t xml:space="preserve">(anh Khampla C8.2). Tờ </w:t>
+      </w:r>
+      <w:r>
+        <w:rPr>
+          <w:rFonts w:ascii="Consolas" w:hAnsi="Consolas"/>
+          <w:sz w:val="19"/>
+        </w:rPr>
+        <w:t>HD</w:t>
+      </w:r>
+      <w:r>
+        <w:t xml:space="preserve"> khi đó </w:t>
+      </w:r>
+      <w:r>
+        <w:rPr>
+          <w:b/>
+        </w:rPr>
+        <w:t>không gắn phiếu nào</w:t>
+      </w:r>
+      <w:r>
+        <w:t xml:space="preserve">, nên </w:t>
+      </w:r>
+      <w:r>
+        <w:rPr>
+          <w:rFonts w:ascii="Consolas" w:hAnsi="Consolas"/>
+          <w:sz w:val="19"/>
+        </w:rPr>
+        <w:t>trip_no</w:t>
+      </w:r>
+      <w:r>
+        <w:t xml:space="preserve"> là </w:t>
+      </w:r>
+      <w:r>
+        <w:rPr>
+          <w:rFonts w:ascii="Consolas" w:hAnsi="Consolas"/>
+          <w:sz w:val="19"/>
+        </w:rPr>
+        <w:t>null</w:t>
+      </w:r>
+      <w:r>
+        <w:t xml:space="preserve">, còn </w:t>
+      </w:r>
+      <w:r>
+        <w:rPr>
+          <w:rFonts w:ascii="Consolas" w:hAnsi="Consolas"/>
+          <w:sz w:val="19"/>
+        </w:rPr>
+        <w:t>lines</w:t>
+      </w:r>
+      <w:r>
+        <w:t xml:space="preserve"> mang</w:t>
+      </w:r>
+    </w:p>
+    <w:p>
+      <w:pPr>
+        <w:jc w:val="both"/>
+      </w:pPr>
+      <w:r>
+        <w:rPr>
+          <w:rFonts w:ascii="Consolas" w:hAnsi="Consolas"/>
+          <w:sz w:val="19"/>
+        </w:rPr>
+        <w:t>inv_no</w:t>
+      </w:r>
+      <w:r>
+        <w:t xml:space="preserve"> (</w:t>
+      </w:r>
+      <w:r>
+        <w:rPr>
+          <w:rFonts w:ascii="Consolas" w:hAnsi="Consolas"/>
+          <w:sz w:val="19"/>
+        </w:rPr>
+        <w:t>"HDT-202609-01"</w:t>
+      </w:r>
+      <w:r>
+        <w:t xml:space="preserve">), </w:t>
+      </w:r>
+      <w:r>
+        <w:rPr>
+          <w:rFonts w:ascii="Consolas" w:hAnsi="Consolas"/>
+          <w:sz w:val="19"/>
+        </w:rPr>
+        <w:t>period</w:t>
+      </w:r>
+      <w:r>
+        <w:t xml:space="preserve"> (</w:t>
+      </w:r>
+      <w:r>
+        <w:rPr>
+          <w:rFonts w:ascii="Consolas" w:hAnsi="Consolas"/>
+          <w:sz w:val="19"/>
+        </w:rPr>
+        <w:t>"2026-09"</w:t>
+      </w:r>
+      <w:r>
+        <w:t xml:space="preserve">), </w:t>
+      </w:r>
+      <w:r>
+        <w:rPr>
+          <w:rFonts w:ascii="Consolas" w:hAnsi="Consolas"/>
+          <w:sz w:val="19"/>
+        </w:rPr>
+        <w:t>so_phieu</w:t>
+      </w:r>
+      <w:r>
+        <w:t xml:space="preserve">, và mảng </w:t>
+      </w:r>
+      <w:r>
+        <w:rPr>
+          <w:rFonts w:ascii="Consolas" w:hAnsi="Consolas"/>
+          <w:sz w:val="19"/>
+        </w:rPr>
+        <w:t>phieu[]</w:t>
+      </w:r>
+      <w:r>
+        <w:t xml:space="preserve"> — mỗi phần tử có</w:t>
+      </w:r>
+    </w:p>
+    <w:p>
+      <w:pPr>
+        <w:jc w:val="both"/>
+      </w:pPr>
+      <w:r>
+        <w:rPr>
+          <w:rFonts w:ascii="Consolas" w:hAnsi="Consolas"/>
+          <w:sz w:val="19"/>
+        </w:rPr>
+        <w:t>doc_no</w:t>
+      </w:r>
+      <w:r>
+        <w:t xml:space="preserve">, </w:t>
+      </w:r>
+      <w:r>
+        <w:rPr>
+          <w:rFonts w:ascii="Consolas" w:hAnsi="Consolas"/>
+          <w:sz w:val="19"/>
+        </w:rPr>
+        <w:t>doc_date</w:t>
+      </w:r>
+      <w:r>
+        <w:t xml:space="preserve">, </w:t>
+      </w:r>
+      <w:r>
+        <w:rPr>
+          <w:rFonts w:ascii="Consolas" w:hAnsi="Consolas"/>
+          <w:sz w:val="19"/>
+        </w:rPr>
+        <w:t>tan_tinh</w:t>
+      </w:r>
+      <w:r>
+        <w:t xml:space="preserve">, </w:t>
+      </w:r>
+      <w:r>
+        <w:rPr>
+          <w:rFonts w:ascii="Consolas" w:hAnsi="Consolas"/>
+          <w:sz w:val="19"/>
+        </w:rPr>
+        <w:t>don_gia</w:t>
+      </w:r>
+      <w:r>
+        <w:t xml:space="preserve">, </w:t>
+      </w:r>
+      <w:r>
+        <w:rPr>
+          <w:rFonts w:ascii="Consolas" w:hAnsi="Consolas"/>
+          <w:sz w:val="19"/>
+        </w:rPr>
+        <w:t>cach_tinh</w:t>
+      </w:r>
+      <w:r>
+        <w:t xml:space="preserve">, </w:t>
+      </w:r>
+      <w:r>
+        <w:rPr>
+          <w:rFonts w:ascii="Consolas" w:hAnsi="Consolas"/>
+          <w:sz w:val="19"/>
+        </w:rPr>
+        <w:t>thanh_tien</w:t>
+      </w:r>
+      <w:r>
+        <w:t xml:space="preserve">, </w:t>
+      </w:r>
+      <w:r>
+        <w:rPr>
+          <w:rFonts w:ascii="Consolas" w:hAnsi="Consolas"/>
+          <w:sz w:val="19"/>
+        </w:rPr>
+        <w:t>thanh_tien_lak</w:t>
+      </w:r>
+      <w:r>
+        <w:t xml:space="preserve">, </w:t>
+      </w:r>
+      <w:r>
+        <w:rPr>
+          <w:rFonts w:ascii="Consolas" w:hAnsi="Consolas"/>
+          <w:sz w:val="19"/>
+        </w:rPr>
+        <w:t>rate_to_lak</w:t>
+      </w:r>
+      <w:r>
+        <w:t>.</w:t>
+      </w:r>
+    </w:p>
+    <w:p>
+      <w:pPr>
+        <w:jc w:val="both"/>
+      </w:pPr>
+      <w:r>
+        <w:t xml:space="preserve">Tờ </w:t>
+      </w:r>
+      <w:r>
+        <w:rPr>
+          <w:rFonts w:ascii="Consolas" w:hAnsi="Consolas"/>
+          <w:sz w:val="19"/>
+        </w:rPr>
+        <w:t>PT</w:t>
+      </w:r>
+      <w:r>
+        <w:t xml:space="preserve"> của hoá đơn gộp cũng có </w:t>
+      </w:r>
+      <w:r>
+        <w:rPr>
+          <w:rFonts w:ascii="Consolas" w:hAnsi="Consolas"/>
+          <w:sz w:val="19"/>
+        </w:rPr>
+        <w:t>trip_no = null</w:t>
+      </w:r>
+      <w:r>
+        <w:t xml:space="preserve">, </w:t>
+      </w:r>
+      <w:r>
+        <w:rPr>
+          <w:rFonts w:ascii="Consolas" w:hAnsi="Consolas"/>
+          <w:sz w:val="19"/>
+        </w:rPr>
+        <w:t>lines</w:t>
+      </w:r>
+      <w:r>
+        <w:t xml:space="preserve"> thêm </w:t>
+      </w:r>
+      <w:r>
+        <w:rPr>
+          <w:rFonts w:ascii="Consolas" w:hAnsi="Consolas"/>
+          <w:sz w:val="19"/>
+        </w:rPr>
+        <w:t>inv_no</w:t>
+      </w:r>
+      <w:r>
+        <w:t xml:space="preserve">, </w:t>
+      </w:r>
+      <w:r>
+        <w:rPr>
+          <w:rFonts w:ascii="Consolas" w:hAnsi="Consolas"/>
+          <w:sz w:val="19"/>
+        </w:rPr>
+        <w:t>period</w:t>
+      </w:r>
+      <w:r>
+        <w:t xml:space="preserve"> và </w:t>
+      </w:r>
+      <w:r>
+        <w:rPr>
+          <w:rFonts w:ascii="Consolas" w:hAnsi="Consolas"/>
+          <w:sz w:val="19"/>
+        </w:rPr>
+        <w:t>phan_bo[]</w:t>
+      </w:r>
+    </w:p>
+    <w:p>
+      <w:pPr>
+        <w:jc w:val="both"/>
+      </w:pPr>
+      <w:r>
+        <w:t>(</w:t>
+      </w:r>
+      <w:r>
+        <w:rPr>
+          <w:rFonts w:ascii="Consolas" w:hAnsi="Consolas"/>
+          <w:sz w:val="19"/>
+        </w:rPr>
+        <w:t>doc_no</w:t>
+      </w:r>
+      <w:r>
+        <w:t xml:space="preserve"> + </w:t>
+      </w:r>
+      <w:r>
+        <w:rPr>
+          <w:rFonts w:ascii="Consolas" w:hAnsi="Consolas"/>
+          <w:sz w:val="19"/>
+        </w:rPr>
+        <w:t>phan_bo_lak</w:t>
+      </w:r>
+      <w:r>
+        <w:t>) để anh thấy tiền được rải về phiếu nào. Khách vãng lai thì vẫn như cũ: một</w:t>
+      </w:r>
+    </w:p>
+    <w:p>
+      <w:pPr>
+        <w:jc w:val="both"/>
+      </w:pPr>
+      <w:r>
+        <w:t xml:space="preserve">tờ </w:t>
+      </w:r>
+      <w:r>
+        <w:rPr>
+          <w:rFonts w:ascii="Consolas" w:hAnsi="Consolas"/>
+          <w:sz w:val="19"/>
+        </w:rPr>
+        <w:t>HD</w:t>
+      </w:r>
+      <w:r>
+        <w:t xml:space="preserve"> cho một phiếu, </w:t>
+      </w:r>
+      <w:r>
+        <w:rPr>
+          <w:rFonts w:ascii="Consolas" w:hAnsi="Consolas"/>
+          <w:sz w:val="19"/>
+        </w:rPr>
+        <w:t>trip_no</w:t>
+      </w:r>
+      <w:r>
+        <w:t xml:space="preserve"> là số phiếu đó.</w:t>
+      </w:r>
+    </w:p>
+    <w:p>
+      <w:pPr>
+        <w:jc w:val="both"/>
+      </w:pPr>
+      <w:r>
         <w:t xml:space="preserve">| </w:t>
       </w:r>
       <w:r>

--- a/DOCS/word/HOP_DONG_API_ANH_KHANG.docx
+++ b/DOCS/word/HOP_DONG_API_ANH_KHANG.docx
@@ -1761,7 +1761,56 @@
           <w:p>
             <w:r/>
             <w:r>
-              <w:t>Chi sửa chữa, chi khác</w:t>
+              <w:t>Chi sửa chữa, chi khác — từ mục V/VI của phiếu (</w:t>
+            </w:r>
+            <w:r>
+              <w:rPr>
+                <w:rFonts w:ascii="Consolas" w:hAnsi="Consolas"/>
+                <w:sz w:val="19"/>
+              </w:rPr>
+              <w:t>trip_no</w:t>
+            </w:r>
+            <w:r>
+              <w:t xml:space="preserve"> có) </w:t>
+            </w:r>
+            <w:r>
+              <w:rPr>
+                <w:b/>
+              </w:rPr>
+              <w:t>hoặc từ lệnh sửa chữa riêng</w:t>
+            </w:r>
+            <w:r>
+              <w:t xml:space="preserve"> (</w:t>
+            </w:r>
+            <w:r>
+              <w:rPr>
+                <w:rFonts w:ascii="Consolas" w:hAnsi="Consolas"/>
+                <w:sz w:val="19"/>
+              </w:rPr>
+              <w:t>trip_no</w:t>
+            </w:r>
+            <w:r>
+              <w:t xml:space="preserve"> = null, </w:t>
+            </w:r>
+            <w:r>
+              <w:rPr>
+                <w:rFonts w:ascii="Consolas" w:hAnsi="Consolas"/>
+                <w:sz w:val="19"/>
+              </w:rPr>
+              <w:t>lines.doc_no</w:t>
+            </w:r>
+            <w:r>
+              <w:t xml:space="preserve"> = số lệnh </w:t>
+            </w:r>
+            <w:r>
+              <w:rPr>
+                <w:rFonts w:ascii="Consolas" w:hAnsi="Consolas"/>
+                <w:sz w:val="19"/>
+              </w:rPr>
+              <w:t>LSC-…</w:t>
+            </w:r>
+            <w:r>
+              <w:t>)</w:t>
             </w:r>
           </w:p>
         </w:tc>
@@ -2595,7 +2644,27 @@
         <w:t>PNK_PT</w:t>
       </w:r>
       <w:r>
-        <w:t xml:space="preserve"> | Xuất · nhập kho phụ tùng | stock_out · stock_in | 614 / 1371 · 1371 / 4021 |</w:t>
+        <w:t xml:space="preserve"> | Xuất · nhập kho phụ tùng. Xuất cho lệnh sửa chữa riêng thì </w:t>
+      </w:r>
+      <w:r>
+        <w:rPr>
+          <w:rFonts w:ascii="Consolas" w:hAnsi="Consolas"/>
+          <w:sz w:val="19"/>
+        </w:rPr>
+        <w:t>trip_no</w:t>
+      </w:r>
+      <w:r>
+        <w:t xml:space="preserve"> = null và </w:t>
+      </w:r>
+      <w:r>
+        <w:rPr>
+          <w:rFonts w:ascii="Consolas" w:hAnsi="Consolas"/>
+          <w:sz w:val="19"/>
+        </w:rPr>
+        <w:t>lines.repair_order</w:t>
+      </w:r>
+      <w:r>
+        <w:t xml:space="preserve"> = số lệnh | stock_out · stock_in | 614 / 1371 · 1371 / 4021 |</w:t>
       </w:r>
     </w:p>
     <w:p>

--- a/DOCS/word/HOP_DONG_API_ANH_KHANG.docx
+++ b/DOCS/word/HOP_DONG_API_ANH_KHANG.docx
@@ -2701,7 +2701,25 @@
         <w:t>hàng của khách</w:t>
       </w:r>
       <w:r>
-        <w:t xml:space="preserve"> nằm bãi (quặng chờ đi cảng) | stock_in · stock_out | 1371 / *hàng khách gửi* |</w:t>
+        <w:t xml:space="preserve"> nằm bãi (quặng chờ đi cảng) — </w:t>
+      </w:r>
+      <w:r>
+        <w:rPr>
+          <w:b/>
+        </w:rPr>
+        <w:t>ngoài bảng, ghi đơn</w:t>
+      </w:r>
+      <w:r>
+        <w:t xml:space="preserve">: nhập Nợ *hàng khách gửi*, xuất Có *hàng khách gửi*; </w:t>
+      </w:r>
+      <w:r>
+        <w:rPr>
+          <w:b/>
+        </w:rPr>
+        <w:t>không đụng 1371</w:t>
+      </w:r>
+      <w:r>
+        <w:t xml:space="preserve"> | stock_in · stock_out | *hàng khách gửi* / — · — / *hàng khách gửi* |</w:t>
       </w:r>
     </w:p>
     <w:p>
@@ -2719,7 +2737,17 @@
         <w:t>DC_HH</w:t>
       </w:r>
       <w:r>
-        <w:t xml:space="preserve"> | Điều chỉnh kho hàng (có lý do) | stock_adjust | 1371 / *hàng khách gửi* |</w:t>
+        <w:t xml:space="preserve"> | Điều chỉnh kho hàng (có lý do) — chiều tăng/giảm ghi trong </w:t>
+      </w:r>
+      <w:r>
+        <w:rPr>
+          <w:rFonts w:ascii="Consolas" w:hAnsi="Consolas"/>
+          <w:sz w:val="19"/>
+        </w:rPr>
+        <w:t>lines</w:t>
+      </w:r>
+      <w:r>
+        <w:t xml:space="preserve"> | stock_adjust | *hàng khách gửi* (ghi đơn) |</w:t>
       </w:r>
     </w:p>
     <w:p>
@@ -3146,7 +3174,115 @@
         <w:rPr>
           <w:color w:val="145C4A"/>
         </w:rPr>
-        <w:t>4. Bên em đang thiếu mã, cần anh cấp</w:t>
+        <w:t>4. Hai mã bên em còn thiếu — đã chốt logic, chỉ chờ anh cho MÃ</w:t>
+      </w:r>
+    </w:p>
+    <w:p>
+      <w:pPr>
+        <w:jc w:val="both"/>
+      </w:pPr>
+      <w:r>
+        <w:t xml:space="preserve">Bên em đã phân tích lại (22/09) và </w:t>
+      </w:r>
+      <w:r>
+        <w:rPr>
+          <w:b/>
+        </w:rPr>
+        <w:t>chốt cách ghi</w:t>
+      </w:r>
+      <w:r>
+        <w:t>; anh chỉ cần cho hai con mã. Có mã thì **Sếp gõ</w:t>
+      </w:r>
+    </w:p>
+    <w:p>
+      <w:pPr>
+        <w:jc w:val="both"/>
+      </w:pPr>
+      <w:r>
+        <w:t>vào màn Chứng từ → Cấu hình**, mọi tờ sinh sau đó mang mã ngay — không phải sửa mã nguồn, không phải</w:t>
+      </w:r>
+    </w:p>
+    <w:p>
+      <w:pPr>
+        <w:jc w:val="both"/>
+      </w:pPr>
+      <w:r>
+        <w:t>chờ bên em.</w:t>
+      </w:r>
+    </w:p>
+    <w:p>
+      <w:pPr>
+        <w:pStyle w:val="Heading2"/>
+      </w:pPr>
+      <w:r>
+        <w:t>4.1 Quặng của khách nằm bãi — NGOÀI BẢNG, không phải tồn kho EPL</w:t>
+      </w:r>
+    </w:p>
+    <w:p>
+      <w:pPr>
+        <w:jc w:val="both"/>
+      </w:pPr>
+      <w:r>
+        <w:t>Quặng đi hai chặng: xe gom từ mỏ về bãi Thà Bốc, nằm đó vài ngày, rồi xe khác chở ra cảng. Trong lúc</w:t>
+      </w:r>
+    </w:p>
+    <w:p>
+      <w:pPr>
+        <w:jc w:val="both"/>
+      </w:pPr>
+      <w:r>
+        <w:t xml:space="preserve">nằm bãi nó là </w:t>
+      </w:r>
+      <w:r>
+        <w:rPr>
+          <w:b/>
+        </w:rPr>
+        <w:t>hàng của khách gửi giữ hộ</w:t>
+      </w:r>
+      <w:r>
+        <w:t>, EPL không mua, không bán, không sở hữu. Trước đây bên em</w:t>
+      </w:r>
+    </w:p>
+    <w:p>
+      <w:pPr>
+        <w:jc w:val="both"/>
+      </w:pPr>
+      <w:r>
+        <w:t xml:space="preserve">ghi Nợ kho </w:t>
+      </w:r>
+      <w:r>
+        <w:rPr>
+          <w:b/>
+        </w:rPr>
+        <w:t>1371</w:t>
+      </w:r>
+      <w:r>
+        <w:t xml:space="preserve"> khi nhập — thế là tồn kho của EPL phình lên bằng hàng của người khác, và bảng cân</w:t>
+      </w:r>
+    </w:p>
+    <w:p>
+      <w:pPr>
+        <w:jc w:val="both"/>
+      </w:pPr>
+      <w:r>
+        <w:t xml:space="preserve">đối kế toán nói sai về tài sản công ty. Nay bên em </w:t>
+      </w:r>
+      <w:r>
+        <w:rPr>
+          <w:b/>
+        </w:rPr>
+        <w:t>bỏ 1371 khỏi ba tờ này</w:t>
+      </w:r>
+      <w:r>
+        <w:t>.</w:t>
+      </w:r>
+    </w:p>
+    <w:p>
+      <w:pPr>
+        <w:jc w:val="both"/>
+      </w:pPr>
+      <w:r>
+        <w:t>Cách ghi đề nghị (giống tài khoản ngoài bảng *"vật tư, hàng hoá nhận giữ hộ"* trong hệ Việt Nam, TK 002):</w:t>
       </w:r>
     </w:p>
     <w:tbl>
@@ -3175,7 +3311,7 @@
               <w:rPr>
                 <w:b/>
               </w:rPr>
-              <w:t>Chỗ</w:t>
+              <w:t>Tờ</w:t>
             </w:r>
           </w:p>
         </w:tc>
@@ -3193,7 +3329,7 @@
               <w:rPr>
                 <w:b/>
               </w:rPr>
-              <w:t>Bên em đang ghi</w:t>
+              <w:t>Ghi đơn</w:t>
             </w:r>
           </w:p>
         </w:tc>
@@ -3209,9 +3345,17 @@
             </w:r>
             <w:r>
               <w:rPr>
+                <w:rFonts w:ascii="Consolas" w:hAnsi="Consolas"/>
+                <w:b/>
+                <w:sz w:val="19"/>
+              </w:rPr>
+              <w:t>lines</w:t>
+            </w:r>
+            <w:r>
+              <w:rPr>
                 <w:b/>
               </w:rPr>
-              <w:t>Cần</w:t>
+              <w:t xml:space="preserve"> mang gì</w:t>
             </w:r>
           </w:p>
         </w:tc>
@@ -3224,7 +3368,14 @@
           <w:p>
             <w:r/>
             <w:r>
-              <w:t>Hàng của khách gửi ở kho bãi (đối ứng với 1371 khi nhập/xuất kho hàng)</w:t>
+              <w:rPr>
+                <w:rFonts w:ascii="Consolas" w:hAnsi="Consolas"/>
+                <w:sz w:val="19"/>
+              </w:rPr>
+              <w:t>PNK_HH</w:t>
+            </w:r>
+            <w:r>
+              <w:t xml:space="preserve"> nhập kho hàng</w:t>
             </w:r>
           </w:p>
         </w:tc>
@@ -3235,7 +3386,13 @@
           <w:p>
             <w:r/>
             <w:r>
-              <w:t>tên, chưa có mã</w:t>
+              <w:rPr>
+                <w:b/>
+              </w:rPr>
+              <w:t>Nợ</w:t>
+            </w:r>
+            <w:r>
+              <w:t xml:space="preserve"> *mã anh cấp*</w:t>
             </w:r>
           </w:p>
         </w:tc>
@@ -3246,7 +3403,34 @@
           <w:p>
             <w:r/>
             <w:r>
-              <w:t>Mã anh dùng cho hàng giữ hộ</w:t>
+              <w:rPr>
+                <w:rFonts w:ascii="Consolas" w:hAnsi="Consolas"/>
+                <w:sz w:val="19"/>
+              </w:rPr>
+              <w:t>tan</w:t>
+            </w:r>
+            <w:r>
+              <w:t xml:space="preserve">, </w:t>
+            </w:r>
+            <w:r>
+              <w:rPr>
+                <w:rFonts w:ascii="Consolas" w:hAnsi="Consolas"/>
+                <w:sz w:val="19"/>
+              </w:rPr>
+              <w:t>boc_len</w:t>
+            </w:r>
+            <w:r>
+              <w:t xml:space="preserve">, </w:t>
+            </w:r>
+            <w:r>
+              <w:rPr>
+                <w:rFonts w:ascii="Consolas" w:hAnsi="Consolas"/>
+                <w:sz w:val="19"/>
+              </w:rPr>
+              <w:t>hao_hut</w:t>
+            </w:r>
+            <w:r>
+              <w:t>, lô, số phiếu gom</w:t>
             </w:r>
           </w:p>
         </w:tc>
@@ -3259,7 +3443,14 @@
           <w:p>
             <w:r/>
             <w:r>
-              <w:t>Giá vốn hàng bán (bán phụ tùng, dầu ra ngoài)</w:t>
+              <w:rPr>
+                <w:rFonts w:ascii="Consolas" w:hAnsi="Consolas"/>
+                <w:sz w:val="19"/>
+              </w:rPr>
+              <w:t>PXK_HH</w:t>
+            </w:r>
+            <w:r>
+              <w:t xml:space="preserve"> xuất kho hàng đi giao</w:t>
             </w:r>
           </w:p>
         </w:tc>
@@ -3270,7 +3461,13 @@
           <w:p>
             <w:r/>
             <w:r>
-              <w:t>tên, chưa có mã</w:t>
+              <w:rPr>
+                <w:b/>
+              </w:rPr>
+              <w:t>Có</w:t>
+            </w:r>
+            <w:r>
+              <w:t xml:space="preserve"> *mã anh cấp*</w:t>
             </w:r>
           </w:p>
         </w:tc>
@@ -3281,7 +3478,80 @@
           <w:p>
             <w:r/>
             <w:r>
-              <w:t>Mã giá vốn</w:t>
+              <w:rPr>
+                <w:rFonts w:ascii="Consolas" w:hAnsi="Consolas"/>
+                <w:sz w:val="19"/>
+              </w:rPr>
+              <w:t>tan</w:t>
+            </w:r>
+            <w:r>
+              <w:t>, từng lô lấy ra, số phiếu giao</w:t>
+            </w:r>
+          </w:p>
+        </w:tc>
+      </w:tr>
+      <w:tr>
+        <w:tc>
+          <w:tcPr>
+            <w:tcW w:type="dxa" w:w="2880"/>
+          </w:tcPr>
+          <w:p>
+            <w:r/>
+            <w:r>
+              <w:rPr>
+                <w:rFonts w:ascii="Consolas" w:hAnsi="Consolas"/>
+                <w:sz w:val="19"/>
+              </w:rPr>
+              <w:t>DC_HH</w:t>
+            </w:r>
+            <w:r>
+              <w:t xml:space="preserve"> điều chỉnh kho</w:t>
+            </w:r>
+          </w:p>
+        </w:tc>
+        <w:tc>
+          <w:tcPr>
+            <w:tcW w:type="dxa" w:w="2880"/>
+          </w:tcPr>
+          <w:p>
+            <w:r/>
+            <w:r>
+              <w:t xml:space="preserve">Nợ hoặc Có theo chiều trong </w:t>
+            </w:r>
+            <w:r>
+              <w:rPr>
+                <w:rFonts w:ascii="Consolas" w:hAnsi="Consolas"/>
+                <w:sz w:val="19"/>
+              </w:rPr>
+              <w:t>lines</w:t>
+            </w:r>
+          </w:p>
+        </w:tc>
+        <w:tc>
+          <w:tcPr>
+            <w:tcW w:type="dxa" w:w="2880"/>
+          </w:tcPr>
+          <w:p>
+            <w:r/>
+            <w:r>
+              <w:rPr>
+                <w:rFonts w:ascii="Consolas" w:hAnsi="Consolas"/>
+                <w:sz w:val="19"/>
+              </w:rPr>
+              <w:t>chieu</w:t>
+            </w:r>
+            <w:r>
+              <w:t xml:space="preserve">, </w:t>
+            </w:r>
+            <w:r>
+              <w:rPr>
+                <w:rFonts w:ascii="Consolas" w:hAnsi="Consolas"/>
+                <w:sz w:val="19"/>
+              </w:rPr>
+              <w:t>tan</w:t>
+            </w:r>
+            <w:r>
+              <w:t>, lý do</w:t>
             </w:r>
           </w:p>
         </w:tc>
@@ -3293,16 +3563,17 @@
         <w:jc w:val="both"/>
       </w:pPr>
       <w:r>
-        <w:t xml:space="preserve">Đã có từ anh Khampla (22/09), anh xem có khớp danh mục bên anh không: kho </w:t>
+        <w:t xml:space="preserve">Số lượng tấn luôn đi đủ trong </w:t>
       </w:r>
       <w:r>
         <w:rPr>
-          <w:b/>
+          <w:rFonts w:ascii="Consolas" w:hAnsi="Consolas"/>
+          <w:sz w:val="19"/>
         </w:rPr>
-        <w:t>1371</w:t>
-      </w:r>
-      <w:r>
-        <w:t xml:space="preserve"> (mẹ 137) · nhà cung</w:t>
+        <w:t>lines</w:t>
+      </w:r>
+      <w:r>
+        <w:t xml:space="preserve"> — nếu bên anh chỉ theo dõi ngoài bảng theo tấn (không tiền) thì</w:t>
       </w:r>
     </w:p>
     <w:p>
@@ -3310,34 +3581,23 @@
         <w:jc w:val="both"/>
       </w:pPr>
       <w:r>
-        <w:t xml:space="preserve">cấp </w:t>
+        <w:rPr>
+          <w:rFonts w:ascii="Consolas" w:hAnsi="Consolas"/>
+          <w:sz w:val="19"/>
+        </w:rPr>
+        <w:t>amount</w:t>
+      </w:r>
+      <w:r>
+        <w:t xml:space="preserve"> của ba tờ này anh bỏ qua được. Nếu bên anh </w:t>
       </w:r>
       <w:r>
         <w:rPr>
           <w:b/>
         </w:rPr>
-        <w:t>4021</w:t>
-      </w:r>
-      <w:r>
-        <w:t xml:space="preserve"> (mẹ 402, tách theo NCC) · tiền mặt Kíp </w:t>
-      </w:r>
-      <w:r>
-        <w:rPr>
-          <w:b/>
-        </w:rPr>
-        <w:t>1011</w:t>
-      </w:r>
-      <w:r>
-        <w:t xml:space="preserve"> · tiền mặt ngoại tệ </w:t>
-      </w:r>
-      <w:r>
-        <w:rPr>
-          <w:b/>
-        </w:rPr>
-        <w:t>1012</w:t>
-      </w:r>
-      <w:r>
-        <w:t xml:space="preserve"> · ngân hàng Kíp</w:t>
+        <w:t>không</w:t>
+      </w:r>
+      <w:r>
+        <w:t xml:space="preserve"> theo dõi hàng giữ hộ trên sổ, anh nói một</w:t>
       </w:r>
     </w:p>
     <w:p>
@@ -3345,22 +3605,17 @@
         <w:jc w:val="both"/>
       </w:pPr>
       <w:r>
+        <w:t xml:space="preserve">câu, bên em vẫn gửi để anh có ngữ cảnh, anh bỏ qua như tờ </w:t>
+      </w:r>
+      <w:r>
         <w:rPr>
-          <w:b/>
+          <w:rFonts w:ascii="Consolas" w:hAnsi="Consolas"/>
+          <w:sz w:val="19"/>
         </w:rPr>
-        <w:t>1021</w:t>
-      </w:r>
-      <w:r>
-        <w:t xml:space="preserve"> · ngân hàng ngoại tệ </w:t>
-      </w:r>
-      <w:r>
-        <w:rPr>
-          <w:b/>
-        </w:rPr>
-        <w:t>1022</w:t>
-      </w:r>
-      <w:r>
-        <w:t>. Anh muốn ghi theo mã mẹ thay mã con thì báo, bên em đổi một bảng.</w:t>
+        <w:t>DO</w:t>
+      </w:r>
+      <w:r>
+        <w:t>.</w:t>
       </w:r>
     </w:p>
     <w:p>
@@ -3368,26 +3623,289 @@
         <w:jc w:val="both"/>
       </w:pPr>
       <w:r>
-        <w:t xml:space="preserve">Có mã rồi bên em sửa </w:t>
-      </w:r>
-      <w:r>
         <w:rPr>
           <w:b/>
         </w:rPr>
-        <w:t>một bảng</w:t>
-      </w:r>
-      <w:r>
-        <w:t xml:space="preserve"> (</w:t>
+        <w:t>Anh cần cho:</w:t>
+      </w:r>
+      <w:r>
+        <w:t xml:space="preserve"> một mã tài khoản ngoài bảng cho *hàng khách gửi giữ hộ* (ô cấu hình </w:t>
       </w:r>
       <w:r>
         <w:rPr>
           <w:rFonts w:ascii="Consolas" w:hAnsi="Consolas"/>
           <w:sz w:val="19"/>
         </w:rPr>
-        <w:t>services/chung_tu.py</w:t>
-      </w:r>
-      <w:r>
-        <w:t>), không đụng gì khác.</w:t>
+        <w:t>ma_hang_khach_gui</w:t>
+      </w:r>
+      <w:r>
+        <w:t>).</w:t>
+      </w:r>
+    </w:p>
+    <w:p>
+      <w:pPr>
+        <w:pStyle w:val="Heading2"/>
+      </w:pPr>
+      <w:r>
+        <w:t>4.2 Giá vốn hàng bán — chỉ khi bán phụ tùng, dầu ra ngoài</w:t>
+      </w:r>
+    </w:p>
+    <w:p>
+      <w:pPr>
+        <w:jc w:val="both"/>
+      </w:pPr>
+      <w:r>
+        <w:t xml:space="preserve">EPL thỉnh thoảng bán phụ tùng hoặc dầu cho bên ngoài. Tờ </w:t>
+      </w:r>
+      <w:r>
+        <w:rPr>
+          <w:rFonts w:ascii="Consolas" w:hAnsi="Consolas"/>
+          <w:sz w:val="19"/>
+        </w:rPr>
+        <w:t>PXK_BAN</w:t>
+      </w:r>
+      <w:r>
+        <w:t xml:space="preserve"> là xuất kho bán: </w:t>
+      </w:r>
+      <w:r>
+        <w:rPr>
+          <w:b/>
+        </w:rPr>
+        <w:t>Có 1371</w:t>
+      </w:r>
+      <w:r>
+        <w:t xml:space="preserve"> (kho</w:t>
+      </w:r>
+    </w:p>
+    <w:p>
+      <w:pPr>
+        <w:jc w:val="both"/>
+      </w:pPr>
+      <w:r>
+        <w:t>giảm — đúng, đây là hàng của EPL) và **Nợ *giá vốn***. Bên em không tự đặt mã lớp 6 theo Lào vì không</w:t>
+      </w:r>
+    </w:p>
+    <w:p>
+      <w:pPr>
+        <w:jc w:val="both"/>
+      </w:pPr>
+      <w:r>
+        <w:t>chắc bên anh dùng mã nào cho *giá vốn / biến động tồn kho*.</w:t>
+      </w:r>
+    </w:p>
+    <w:p>
+      <w:pPr>
+        <w:jc w:val="both"/>
+      </w:pPr>
+      <w:r>
+        <w:rPr>
+          <w:b/>
+        </w:rPr>
+        <w:t>Anh cần cho:</w:t>
+      </w:r>
+      <w:r>
+        <w:t xml:space="preserve"> mã tài khoản *giá vốn hàng bán* (ô cấu hình </w:t>
+      </w:r>
+      <w:r>
+        <w:rPr>
+          <w:rFonts w:ascii="Consolas" w:hAnsi="Consolas"/>
+          <w:sz w:val="19"/>
+        </w:rPr>
+        <w:t>ma_gia_von</w:t>
+      </w:r>
+      <w:r>
+        <w:t>).</w:t>
+      </w:r>
+    </w:p>
+    <w:p>
+      <w:pPr>
+        <w:pStyle w:val="Heading2"/>
+      </w:pPr>
+      <w:r>
+        <w:t>4.3 Đã có từ anh Khampla (22/09), anh xem có khớp danh mục bên anh không</w:t>
+      </w:r>
+    </w:p>
+    <w:p>
+      <w:pPr>
+        <w:jc w:val="both"/>
+      </w:pPr>
+      <w:r>
+        <w:t xml:space="preserve">Kho </w:t>
+      </w:r>
+      <w:r>
+        <w:rPr>
+          <w:b/>
+        </w:rPr>
+        <w:t>1371</w:t>
+      </w:r>
+      <w:r>
+        <w:t xml:space="preserve"> (mẹ 137) · nhà cung cấp </w:t>
+      </w:r>
+      <w:r>
+        <w:rPr>
+          <w:b/>
+        </w:rPr>
+        <w:t>4021</w:t>
+      </w:r>
+      <w:r>
+        <w:t xml:space="preserve"> (mẹ 402, tách theo NCC) · tiền mặt Kíp </w:t>
+      </w:r>
+      <w:r>
+        <w:rPr>
+          <w:b/>
+        </w:rPr>
+        <w:t>1011</w:t>
+      </w:r>
+      <w:r>
+        <w:t xml:space="preserve"> · tiền mặt</w:t>
+      </w:r>
+    </w:p>
+    <w:p>
+      <w:pPr>
+        <w:jc w:val="both"/>
+      </w:pPr>
+      <w:r>
+        <w:t xml:space="preserve">ngoại tệ </w:t>
+      </w:r>
+      <w:r>
+        <w:rPr>
+          <w:b/>
+        </w:rPr>
+        <w:t>1012</w:t>
+      </w:r>
+      <w:r>
+        <w:t xml:space="preserve"> · ngân hàng Kíp </w:t>
+      </w:r>
+      <w:r>
+        <w:rPr>
+          <w:b/>
+        </w:rPr>
+        <w:t>1021</w:t>
+      </w:r>
+      <w:r>
+        <w:t xml:space="preserve"> · ngân hàng ngoại tệ </w:t>
+      </w:r>
+      <w:r>
+        <w:rPr>
+          <w:b/>
+        </w:rPr>
+        <w:t>1022</w:t>
+      </w:r>
+      <w:r>
+        <w:t>. Anh muốn ghi theo mã mẹ thay mã</w:t>
+      </w:r>
+    </w:p>
+    <w:p>
+      <w:pPr>
+        <w:jc w:val="both"/>
+      </w:pPr>
+      <w:r>
+        <w:t>con thì báo, bên em đổi một bảng.</w:t>
+      </w:r>
+    </w:p>
+    <w:p>
+      <w:pPr>
+        <w:pStyle w:val="Heading2"/>
+      </w:pPr>
+      <w:r>
+        <w:t>4.4 Một loại tờ `PT` mới về nội dung, không mới về hình dạng: cấn trừ</w:t>
+      </w:r>
+    </w:p>
+    <w:p>
+      <w:pPr>
+        <w:jc w:val="both"/>
+      </w:pPr>
+      <w:r>
+        <w:t xml:space="preserve">Khách trả hộ EPL hai thứ — quẹt </w:t>
+      </w:r>
+      <w:r>
+        <w:rPr>
+          <w:b/>
+        </w:rPr>
+        <w:t>thẻ cao tốc</w:t>
+      </w:r>
+      <w:r>
+        <w:t xml:space="preserve"> khách tự nạp, và </w:t>
+      </w:r>
+      <w:r>
+        <w:rPr>
+          <w:b/>
+        </w:rPr>
+        <w:t>trạm dầu bên Việt Nam ghi nợ</w:t>
+      </w:r>
+      <w:r>
+        <w:t xml:space="preserve"> rồi</w:t>
+      </w:r>
+    </w:p>
+    <w:p>
+      <w:pPr>
+        <w:jc w:val="both"/>
+      </w:pPr>
+      <w:r>
+        <w:t xml:space="preserve">khách trả — cuối tháng bên em bù vào cước phải thu của chính khách đó. Trên gói tin đó là tờ </w:t>
+      </w:r>
+      <w:r>
+        <w:rPr>
+          <w:rFonts w:ascii="Consolas" w:hAnsi="Consolas"/>
+          <w:sz w:val="19"/>
+        </w:rPr>
+        <w:t>PT</w:t>
+      </w:r>
+    </w:p>
+    <w:p>
+      <w:pPr>
+        <w:jc w:val="both"/>
+      </w:pPr>
+      <w:r>
+        <w:t xml:space="preserve">bình thường, chỉ khác </w:t>
+      </w:r>
+      <w:r>
+        <w:rPr>
+          <w:rFonts w:ascii="Consolas" w:hAnsi="Consolas"/>
+          <w:sz w:val="19"/>
+        </w:rPr>
+        <w:t>lines.method = "offset"</w:t>
+      </w:r>
+      <w:r>
+        <w:t xml:space="preserve"> và </w:t>
+      </w:r>
+      <w:r>
+        <w:rPr>
+          <w:rFonts w:ascii="Consolas" w:hAnsi="Consolas"/>
+          <w:sz w:val="19"/>
+        </w:rPr>
+        <w:t>lines.ref = "CT-YYYYMM"</w:t>
+      </w:r>
+      <w:r>
+        <w:t xml:space="preserve">; vế Có vẫn </w:t>
+      </w:r>
+      <w:r>
+        <w:rPr>
+          <w:rFonts w:ascii="Consolas" w:hAnsi="Consolas"/>
+          <w:sz w:val="19"/>
+        </w:rPr>
+        <w:t>1211</w:t>
+      </w:r>
+      <w:r>
+        <w:t>, vế Nợ</w:t>
+      </w:r>
+    </w:p>
+    <w:p>
+      <w:pPr>
+        <w:jc w:val="both"/>
+      </w:pPr>
+      <w:r>
+        <w:t xml:space="preserve">theo cách thu *offset* (bên em để </w:t>
+      </w:r>
+      <w:r>
+        <w:rPr>
+          <w:rFonts w:ascii="Consolas" w:hAnsi="Consolas"/>
+          <w:sz w:val="19"/>
+        </w:rPr>
+        <w:t>1011</w:t>
+      </w:r>
+      <w:r>
+        <w:t>; anh muốn tài khoản trung gian khác thì cho mã, bên em đổi).</w:t>
       </w:r>
     </w:p>
     <w:p>
